--- a/Build_Plan_Change_Record.docx
+++ b/Build_Plan_Change_Record.docx
@@ -994,6 +994,183 @@
         <w:pStyle w:val="Heading1"/>
       </w:pPr>
       <w:r>
+        <w:t>Round 4 (2026-06-11, evening) — post-DB-fix verification + refinements</w:t>
+      </w:r>
+    </w:p>
+    <w:p>
+      <w:pPr>
+        <w:pStyle w:val="ListBullet"/>
+      </w:pPr>
+      <w:r>
+        <w:rPr>
+          <w:b/>
+        </w:rPr>
+        <w:t>§8 TIME anchoring clarified</w:t>
+      </w:r>
+      <w:r>
+        <w:t xml:space="preserve">: the dates in both stage-C prompts are COMPUTED AT CONVERSATION TIME — </w:t>
+      </w:r>
+      <w:r>
+        <w:rPr>
+          <w:rFonts w:ascii="Consolas" w:hAnsi="Consolas"/>
+          <w:color w:val="7A3318"/>
+          <w:sz w:val="19"/>
+        </w:rPr>
+        <w:t>timeAnchor()</w:t>
+      </w:r>
+      <w:r>
+        <w:t xml:space="preserve"> runs </w:t>
+      </w:r>
+      <w:r>
+        <w:rPr>
+          <w:rFonts w:ascii="Consolas" w:hAnsi="Consolas"/>
+          <w:color w:val="7A3318"/>
+          <w:sz w:val="19"/>
+        </w:rPr>
+        <w:t>new Date()</w:t>
+      </w:r>
+      <w:r>
+        <w:t xml:space="preserve"> inside the prompt builders, which execute when each phase-c session is created. Nothing is hardcoded: a conversation started in July 2026 says "July 2026 → July 2036"; one in 2027 says 2027 → 2037. (Documented in-code; the earlier record's "June 2026" was an example of the current month, not a constant.)</w:t>
+      </w:r>
+    </w:p>
+    <w:p>
+      <w:pPr>
+        <w:pStyle w:val="ListBullet"/>
+      </w:pPr>
+      <w:r>
+        <w:rPr>
+          <w:b/>
+        </w:rPr>
+        <w:t>§8 Question bridging strengthened (both arms + per-call reminder)</w:t>
+      </w:r>
+      <w:r>
+        <w:t xml:space="preserve"> [USER-ORDERED] [DEPLOYED]: a question must be led into by a connecting sentence that grows out of the previous thought ("...which is making me wonder —") so it reads as caused by the sentence before it; bare/cold questions forbidden. Live-verified: replies to "i'm stressed about exams" bridge before asking.</w:t>
+      </w:r>
+    </w:p>
+    <w:p>
+      <w:pPr>
+        <w:pStyle w:val="ListBullet"/>
+      </w:pPr>
+      <w:r>
+        <w:rPr>
+          <w:b/>
+        </w:rPr>
+        <w:t>§7 Screen 7</w:t>
+      </w:r>
+      <w:r>
+        <w:t>: the composer-footer clock is REMOVED again [USER-ORDERED] — with the zoom fix the header clock is always visible, and one clock is calmer. v5.2 should describe the header clock only.</w:t>
+      </w:r>
+    </w:p>
+    <w:p>
+      <w:pPr>
+        <w:pStyle w:val="ListBullet"/>
+      </w:pPr>
+      <w:r>
+        <w:rPr>
+          <w:b/>
+        </w:rPr>
+        <w:t>§16 survey hierarchy</w:t>
+      </w:r>
+      <w:r>
+        <w:t xml:space="preserve"> [USER-ORDERED] [DEPLOYED]: every survey page now opens with a real serif page heading (</w:t>
+      </w:r>
+      <w:r>
+        <w:rPr>
+          <w:rFonts w:ascii="Consolas" w:hAnsi="Consolas"/>
+          <w:color w:val="7A3318"/>
+          <w:sz w:val="19"/>
+        </w:rPr>
+        <w:t>.sv-title</w:t>
+      </w:r>
+      <w:r>
+        <w:t>, 27 px) and the task instruction in body ink (</w:t>
+      </w:r>
+      <w:r>
+        <w:rPr>
+          <w:rFonts w:ascii="Consolas" w:hAnsi="Consolas"/>
+          <w:color w:val="7A3318"/>
+          <w:sz w:val="19"/>
+        </w:rPr>
+        <w:t>.sv-instruction</w:t>
+      </w:r>
+      <w:r>
+        <w:t>, 15.5 px) instead of a tiny chip + grey line — a clear reading entry point (the complaint: "How important is each of these…" was grey and easy to miss).</w:t>
+      </w:r>
+    </w:p>
+    <w:p>
+      <w:pPr>
+        <w:pStyle w:val="ListBullet"/>
+      </w:pPr>
+      <w:r>
+        <w:rPr>
+          <w:b/>
+        </w:rPr>
+        <w:t>§14 admin verified against the live database</w:t>
+      </w:r>
+      <w:r>
+        <w:t xml:space="preserve"> (user fixed </w:t>
+      </w:r>
+      <w:r>
+        <w:rPr>
+          <w:rFonts w:ascii="Consolas" w:hAnsi="Consolas"/>
+          <w:color w:val="7A3318"/>
+          <w:sz w:val="19"/>
+        </w:rPr>
+        <w:t>DATABASE_URL</w:t>
+      </w:r>
+      <w:r>
+        <w:t xml:space="preserve"> → </w:t>
+      </w:r>
+      <w:r>
+        <w:rPr>
+          <w:rFonts w:ascii="Consolas" w:hAnsi="Consolas"/>
+          <w:color w:val="7A3318"/>
+          <w:sz w:val="19"/>
+        </w:rPr>
+        <w:t>${{Postgres.DATABASE_URL}}</w:t>
+      </w:r>
+      <w:r>
+        <w:t xml:space="preserve">): </w:t>
+      </w:r>
+      <w:r>
+        <w:rPr>
+          <w:rFonts w:ascii="Consolas" w:hAnsi="Consolas"/>
+          <w:color w:val="7A3318"/>
+          <w:sz w:val="19"/>
+        </w:rPr>
+        <w:t>/healthz</w:t>
+      </w:r>
+      <w:r>
+        <w:t xml:space="preserve"> shows </w:t>
+      </w:r>
+      <w:r>
+        <w:rPr>
+          <w:rFonts w:ascii="Consolas" w:hAnsi="Consolas"/>
+          <w:color w:val="7A3318"/>
+          <w:sz w:val="19"/>
+        </w:rPr>
+        <w:t>db: true</w:t>
+      </w:r>
+      <w:r>
+        <w:t xml:space="preserve"> (host </w:t>
+      </w:r>
+      <w:r>
+        <w:rPr>
+          <w:rFonts w:ascii="Consolas" w:hAnsi="Consolas"/>
+          <w:color w:val="7A3318"/>
+          <w:sz w:val="19"/>
+        </w:rPr>
+        <w:t>postgres.railway.internal</w:t>
+      </w:r>
+      <w:r>
+        <w:t>, plaintext auto-detected); sessions list/detail, JSON export (2 real studies, all 8 sections), descriptives with real means, eval-runs and simulations tabs (clean empty states), Resume links — all working; the DB banner is gone.</w:t>
+      </w:r>
+    </w:p>
+    <w:p>
+      <w:pPr>
+        <w:pStyle w:val="Heading1"/>
+      </w:pPr>
+      <w:r>
         <w:t>Verification log (2026-06-11)</w:t>
       </w:r>
     </w:p>

--- a/Build_Plan_Change_Record.docx
+++ b/Build_Plan_Change_Record.docx
@@ -1371,6 +1371,75 @@
         <w:pStyle w:val="Heading1"/>
       </w:pPr>
       <w:r>
+        <w:t>Round 6 (2026-06-12) — timeline discipline, survey pagination/heading, post-study exploration</w:t>
+      </w:r>
+    </w:p>
+    <w:p>
+      <w:pPr>
+        <w:pStyle w:val="ListBullet"/>
+      </w:pPr>
+      <w:r>
+        <w:rPr>
+          <w:b/>
+        </w:rPr>
+        <w:t>§8 TIMELINE DISCIPLINE (both arms)</w:t>
+      </w:r>
+      <w:r>
+        <w:t xml:space="preserve"> [USER-ORDERED] [DEPLOYED]: invented memories must be dated AFTER the user's current age/study year (the +10-year window); the time before their "now" may only be referenced through what they themselves said or light generic textures, never as fabricated specific events (a third-year knows what actually happened in year 2 — one contradicting "shared memory" shatters the role-play). Baseline (which has no profile) keeps every "back then" reference generic and places its invented history strictly ahead. Live-verified with a 22-year-old third-year profile: main anchored its key memory "the summer between third year and the master"; baseline stayed undated and generic.</w:t>
+      </w:r>
+    </w:p>
+    <w:p>
+      <w:pPr>
+        <w:pStyle w:val="ListBullet"/>
+      </w:pPr>
+      <w:r>
+        <w:rPr>
+          <w:b/>
+        </w:rPr>
+        <w:t>§7/§16 survey pages</w:t>
+      </w:r>
+      <w:r>
+        <w:t xml:space="preserve"> [USER-ORDERED] [DEPLOYED]: centered, oversized serif page heading (clamp 30-38px) + 16.5px instruction — the page topic is now the unmistakable entry point; pages split to ~5 items each (TIPI 5+5 with the verbatim original instruction on BOTH pages and "Part 1/2 of 2" eyebrows; IOS+FSCS circles and vividness now separate pages; CDSE-SA and CIP-CCA one page each). Pre-survey 6 → 9 pages, post-survey 5 → 7. Instruments, item wording and order unchanged — pagination and typography only (v5.2 must update §7's "6 paged blocks" / §10 page descriptions).</w:t>
+      </w:r>
+    </w:p>
+    <w:p>
+      <w:pPr>
+        <w:pStyle w:val="ListBullet"/>
+      </w:pPr>
+      <w:r>
+        <w:rPr>
+          <w:b/>
+        </w:rPr>
+        <w:t>§7 Screen 8 → post-study exploration hub</w:t>
+      </w:r>
+      <w:r>
+        <w:t xml:space="preserve"> [USER-ORDERED] [DEPLOYED]: the post-survey now lands on a hub ("Keep exploring, if you like") with three choices — continue the same free conversation, STEP INTO A DIFFERENT CAREER (a fresh stage-B pick followed by an exploration role-play; repeatable without limit; switchable mid-chat via "Other careers"/"Choose another career"), or finish to Closure. Exploration role-plays use the full main prompt for the best experience (all measurements are already collected), have no clock and no 20/30-min caps, and store under </w:t>
+      </w:r>
+      <w:r>
+        <w:rPr>
+          <w:rFonts w:ascii="Consolas" w:hAnsi="Consolas"/>
+          <w:color w:val="7A3318"/>
+          <w:sz w:val="19"/>
+        </w:rPr>
+        <w:t>freeContinuation.explorations</w:t>
+      </w:r>
+      <w:r>
+        <w:t xml:space="preserve"> ({career, location, phaseBTranscript, transcript, durationSec, turnCount, ts}) — never part of the analysis. The free continuation's "I'm done" returns to the hub. The feature is introduced in the landing How-it-works modal and the C→post pause copy.</w:t>
+      </w:r>
+    </w:p>
+    <w:p>
+      <w:pPr>
+        <w:pStyle w:val="ListBullet"/>
+      </w:pPr>
+      <w:r>
+        <w:t>flow_test/ui_walk page loops are now dynamic (loop while the survey progress bar exists) and cover the hub; a dedicated probe walks hub → new career → capless exploration chat → back to hub.</w:t>
+      </w:r>
+    </w:p>
+    <w:p>
+      <w:pPr>
+        <w:pStyle w:val="Heading1"/>
+      </w:pPr>
+      <w:r>
         <w:t>Verification log (2026-06-11)</w:t>
       </w:r>
     </w:p>

--- a/Build_Plan_Change_Record.docx
+++ b/Build_Plan_Change_Record.docx
@@ -1433,6 +1433,95 @@
       </w:pPr>
       <w:r>
         <w:t>flow_test/ui_walk page loops are now dynamic (loop while the survey progress bar exists) and cover the hub; a dedicated probe walks hub → new career → capless exploration chat → back to hub.</w:t>
+      </w:r>
+    </w:p>
+    <w:p>
+      <w:pPr>
+        <w:pStyle w:val="Heading1"/>
+      </w:pPr>
+      <w:r>
+        <w:t>Round 7 (2026-06-12) — career sanity check, preview mode, Recruit tab, resume continuity</w:t>
+      </w:r>
+    </w:p>
+    <w:p>
+      <w:pPr>
+        <w:pStyle w:val="ListBullet"/>
+      </w:pPr>
+      <w:r>
+        <w:rPr>
+          <w:b/>
+        </w:rPr>
+        <w:t>§7 stage-B lock-in gains a career sanity check</w:t>
+      </w:r>
+      <w:r>
+        <w:t xml:space="preserve"> [USER-ORDERED] [DEPLOYED]: free-typed careers are judged by the model via the new </w:t>
+      </w:r>
+      <w:r>
+        <w:rPr>
+          <w:rFonts w:ascii="Consolas" w:hAnsi="Consolas"/>
+          <w:color w:val="7A3318"/>
+          <w:sz w:val="19"/>
+        </w:rPr>
+        <w:t>/api/validate-career</w:t>
+      </w:r>
+      <w:r>
+        <w:t xml:space="preserve"> ("haha" can no longer become a future self); an inline hint asks for a re-entry. FAIL-OPEN — if the check itself errors, the participant is never blocked. Card-chosen titles skip the check (they came from the model). Live-verified: "haha"/"asdfgh" rejected with friendly hints; "data analyst"/"marine biologist" pass. Note for v5.2 §7: the lock-in is no longer purely client-side.</w:t>
+      </w:r>
+    </w:p>
+    <w:p>
+      <w:pPr>
+        <w:pStyle w:val="ListBullet"/>
+      </w:pPr>
+      <w:r>
+        <w:rPr>
+          <w:b/>
+        </w:rPr>
+        <w:t>`?preview=1` researcher test drive</w:t>
+      </w:r>
+      <w:r>
+        <w:t xml:space="preserve"> [USER-ORDERED] [DEPLOYED]: opened from the admin Recruit tab per combination — creates NO session row, performs NO autosaves/snapshots, and every gate (consent box, avatar name, all survey pages, lock-in) can be skipped unfilled; a persistent PREVIEW badge shows. Never sent to participants. Probed: zero API writes across the flow.</w:t>
+      </w:r>
+    </w:p>
+    <w:p>
+      <w:pPr>
+        <w:pStyle w:val="ListBullet"/>
+      </w:pPr>
+      <w:r>
+        <w:rPr>
+          <w:b/>
+        </w:rPr>
+        <w:t>§14 admin "Launcher" → "Recruit"</w:t>
+      </w:r>
+      <w:r>
+        <w:t>, moved first and made the default tab [USER-ORDERED] [DEPLOYED]; generated link batches now persist in the browser (localStorage) across tab switches and reloads, each with copy-all and remove; a "Test drive this version ↗" button opens the selected combo in preview mode.</w:t>
+      </w:r>
+    </w:p>
+    <w:p>
+      <w:pPr>
+        <w:pStyle w:val="ListBullet"/>
+      </w:pPr>
+      <w:r>
+        <w:rPr>
+          <w:b/>
+        </w:rPr>
+        <w:t>§13a resume continuity completed</w:t>
+      </w:r>
+      <w:r>
+        <w:t xml:space="preserve"> [USER-ORDERED] [DEPLOYED]: the paged surveys remember their page index across refreshes (answers were restored but the page reset to 1 of 9, reading as "starting over"); stage-B chats now resume seeded into a fresh model session exactly like stage C (silently, no greeting) — a refresh mid-recommendation-chat continues the same conversation.</w:t>
+      </w:r>
+    </w:p>
+    <w:p>
+      <w:pPr>
+        <w:pStyle w:val="ListBullet"/>
+      </w:pPr>
+      <w:r>
+        <w:rPr>
+          <w:b/>
+        </w:rPr>
+        <w:t>§6 clarification recorded (user question):</w:t>
+      </w:r>
+      <w:r>
+        <w:t xml:space="preserve"> baseline profile isolation re-verified against both documents — Build Plan §6 "cond=baseline → stage C receives the chosen career name + chosen location, and nothing else" (marked "the manipulation — do not get this wrong") and Brief §3.3/§3.4 ("does NOT receive the pre-survey questionnaire answers, does NOT receive the phase-b conversation content… the baseline never receives it in phase c"). Stage A/B are identical experiences in both arms and stage B's guide uses the profile for BOTH; only the stage-C bot's inputs differ. Code matches the docs; no change made.</w:t>
       </w:r>
     </w:p>
     <w:p>

--- a/Build_Plan_Change_Record.docx
+++ b/Build_Plan_Change_Record.docx
@@ -12,38 +12,16 @@
     </w:p>
     <w:p>
       <w:r>
-        <w:t xml:space="preserve">Companion to </w:t>
+        <w:t xml:space="preserve">Companion to Artifact Build Plan v5.1 (June 10, 2026). Evergreen: every change to the artifact since v5.1 is recorded here, organized by Build Plan section, until it is folded into a Build Plan v5.2. Newest entries carry the latest date. Maintainer: Claude Code on behalf of Kangzhi Qin. Repo 14861550/thesis, branch main (Railway auto-deploys on push). </w:t>
       </w:r>
       <w:r>
         <w:rPr>
           <w:b/>
         </w:rPr>
-        <w:t>Artifact Build Plan v5.1</w:t>
-      </w:r>
-      <w:r>
-        <w:t xml:space="preserve"> (June 10, 2026). Evergreen: every change to the artifact since v5.1 is recorded here, organized by Build Plan section, until it is folded into a Build Plan v5.2. Newest entries carry the latest date. Maintainer: Claude Code on behalf of Kangzhi Qin. Repo </w:t>
-      </w:r>
-      <w:r>
-        <w:rPr>
-          <w:rFonts w:ascii="Consolas" w:hAnsi="Consolas"/>
-          <w:color w:val="7A3318"/>
-          <w:sz w:val="19"/>
-        </w:rPr>
-        <w:t>Lumingze13/BachelorThesis</w:t>
-      </w:r>
-      <w:r>
-        <w:t xml:space="preserve">, deploy branch </w:t>
-      </w:r>
-      <w:r>
-        <w:rPr>
-          <w:rFonts w:ascii="Consolas" w:hAnsi="Consolas"/>
-          <w:color w:val="7A3318"/>
-          <w:sz w:val="19"/>
-        </w:rPr>
-        <w:t>Kaehl</w:t>
-      </w:r>
-      <w:r>
-        <w:t xml:space="preserve"> (Railway auto-deploys on push).</w:t>
+        <w:t>Canonical as of 2026-06-16: this is the team's single working branch.</w:t>
+      </w:r>
+      <w:r>
+        <w:t xml:space="preserve"> (Earlier rounds were authored on the fork Lumingze13/BachelorThesis branch Kaehl and merged into main on 2026-06-15.)</w:t>
       </w:r>
     </w:p>
     <w:p>
@@ -1661,14 +1639,184 @@
     <w:p/>
     <w:p>
       <w:pPr>
+        <w:pStyle w:val="Heading1"/>
+      </w:pPr>
+      <w:r>
+        <w:t>Round 9 (2026-06-16) — landed on `main` by Gleb (`SkullCandby`); not authored on Kaehl</w:t>
+      </w:r>
+    </w:p>
+    <w:p>
+      <w:pPr/>
+      <w:r>
+        <w:t xml:space="preserve">These entries record changes a teammate (Gleb Meshkov, `SkullCandby`, gdmeshkov@gmail.com) pushed directly to the team repo `14861550/thesis` branch `main` on 2026-06-16, on top of the Kaehl→main merge of 2026-06-15. They are </w:t>
+      </w:r>
+      <w:r>
+        <w:rPr>
+          <w:b/>
+        </w:rPr>
+        <w:t>not on the `Kaehl` branch</w:t>
+      </w:r>
+      <w:r>
+        <w:t xml:space="preserve">. From this date the team's single working branch is `main`; this record is maintained there. Status legend for this round: </w:t>
+      </w:r>
+      <w:r>
+        <w:rPr>
+          <w:b/>
+        </w:rPr>
+        <w:t>[ON MAIN]</w:t>
+      </w:r>
+      <w:r>
+        <w:t xml:space="preserve"> present on the team `main` branch · </w:t>
+      </w:r>
+      <w:r>
+        <w:rPr>
+          <w:b/>
+        </w:rPr>
+        <w:t>[FLAG]</w:t>
+      </w:r>
+      <w:r>
+        <w:t xml:space="preserve"> needs Kangzhi/team (and where noted supervisor/ethics) confirmation.</w:t>
+      </w:r>
+    </w:p>
+    <w:p>
+      <w:pPr>
+        <w:pStyle w:val="ListBullet"/>
+      </w:pPr>
+      <w:r>
+        <w:rPr>
+          <w:b/>
+        </w:rPr>
+        <w:t>§10 Survey — closeness measure changed</w:t>
+      </w:r>
+      <w:r>
+        <w:t xml:space="preserve"> [ON MAIN] [FLAG]: the 2-item pictorial FSCS-2 continuity pair (similar / connected) was DROPPED; closeness is now the single IOS item alone, pre &amp; post. Removed across `survey.jsx`, results aggregation (`lib/results_routes.js`), the silicon-cohort validity check (`lib/silicon_cohort.js` now keys on `ios_post`), and the silicon self-report. In-code rationale: Shuai's 14 Jun feedback — FSCS read as redundant with IOS. Pre-survey page count changed and the comfort/survey storage key was bumped to `v2` (stale saved page indices reset). </w:t>
+      </w:r>
+      <w:r>
+        <w:rPr>
+          <w:b/>
+        </w:rPr>
+        <w:t>This contradicts the "instruments unchanged" line (Brief record §3) and alters one of Kangzhi's three mediators — confirm the supervisor decision and update Brief §2.5 / Appendix F before fielding.</w:t>
+      </w:r>
+      <w:r>
+        <w:t xml:space="preserve"> (commit `635dd77`)</w:t>
+      </w:r>
+    </w:p>
+    <w:p>
+      <w:pPr>
+        <w:pStyle w:val="ListBullet"/>
+      </w:pPr>
+      <w:r>
+        <w:rPr>
+          <w:b/>
+        </w:rPr>
+        <w:t>§7 / §10 New "Picture that future you" imagination page</w:t>
+      </w:r>
+      <w:r>
+        <w:t xml:space="preserve"> [ON MAIN]: a standalone page with a 20-second hold gate (`PagedSurvey holdSeconds`) now precedes each IOS closeness question, pre &amp; post — a brief structured-imagination prompt before the measure; the Continue button unlocks only after the hold. (commits `635dd77`, `c24802e`)</w:t>
+      </w:r>
+    </w:p>
+    <w:p>
+      <w:pPr>
+        <w:pStyle w:val="ListBullet"/>
+      </w:pPr>
+      <w:r>
+        <w:rPr>
+          <w:b/>
+        </w:rPr>
+        <w:t>§8 Stage-C reply-length rule rewritten (both arms)</w:t>
+      </w:r>
+      <w:r>
+        <w:t xml:space="preserve"> [ON MAIN]: from the Round-5 fixed "aim for 2-3 short paragraphs (80-180 words)" to "LET IT VARY — the question sets the size: a light question gets a sentence or two, a real one up to 2-3 short paragraphs; vary how you open; match the user's length and energy; never a wall of text." The per-call reminder is kept. Supersedes the Round-5 wording; still symmetric across arms (not a condition confound). (commit `635dd77`)</w:t>
+      </w:r>
+    </w:p>
+    <w:p>
+      <w:pPr>
+        <w:pStyle w:val="ListBullet"/>
+      </w:pPr>
+      <w:r>
+        <w:rPr>
+          <w:b/>
+        </w:rPr>
+        <w:t>§7 Phase B career chooser redesigned</w:t>
+      </w:r>
+      <w:r>
+        <w:t xml:space="preserve"> [ON MAIN]: the stranded top-right ghost button is replaced with an in-flow affordance ("Choose a career →", reachable from the start; a "Seen a direction you would want to live out?" cue once cards exist). New `docs/phaseB_qa_rationale.md` documents why Phase B converses before recommending (answering Shuai's 14 Jun question) — rationale only, no method change. (commit `635dd77`)</w:t>
+      </w:r>
+    </w:p>
+    <w:p>
+      <w:pPr>
+        <w:pStyle w:val="ListBullet"/>
+      </w:pPr>
+      <w:r>
+        <w:rPr>
+          <w:b/>
+        </w:rPr>
+        <w:t>§7 Suggested "Ideas to ask" chips restructured into themes</w:t>
+      </w:r>
+      <w:r>
+        <w:t xml:space="preserve"> [ON MAIN], sampled across themes (the Round-6 fixed pool reorganized; still identical across arms). (commit `635dd77`)</w:t>
+      </w:r>
+    </w:p>
+    <w:p>
+      <w:pPr>
+        <w:pStyle w:val="ListBullet"/>
+      </w:pPr>
+      <w:r>
+        <w:rPr>
+          <w:b/>
+        </w:rPr>
+        <w:t>§16 Copy + animation</w:t>
+      </w:r>
+      <w:r>
+        <w:t xml:space="preserve"> [ON MAIN]: AI-sounding headings/intros reworded ("Your future self, today/now" renamed, templated lines trimmed); the "Picture that future you" page animates as a paced fade (each line fades in / holds / out, looping over the 20-second hold; honours `prefers-reduced-motion`). (commits `635dd77`, `c24802e`)</w:t>
+      </w:r>
+    </w:p>
+    <w:p>
+      <w:pPr>
+        <w:pStyle w:val="ListBullet"/>
+      </w:pPr>
+      <w:r>
+        <w:rPr>
+          <w:b/>
+        </w:rPr>
+        <w:t>§NEW Optional "day in the life" POV video at the Phase B→C handoff</w:t>
+      </w:r>
+      <w:r>
+        <w:t xml:space="preserve"> [ON MAIN] [FLAG]: on career lock-in the app can generate three first-person POV clips (morning / afternoon / evening, ten years on) from the career + location + Phase-B conversation via Google Veo (Gemini API), played during the B→C pause; a rotating-text montage is the fallback when no key is set or a clip is safety-filtered. New `lib/video.js` (job store, scene prompts, parallel Veo generation, polling, /tmp streaming, TTL cleanup), `lib/prompt.js buildDayInLifeScenePrompt`, `server.js /api/day-in-life*`, `dayinlife.jsx`, `app.jsx` wiring at `pause_bc`. </w:t>
+      </w:r>
+      <w:r>
+        <w:rPr>
+          <w:b/>
+        </w:rPr>
+        <w:t>OFF by default</w:t>
+      </w:r>
+      <w:r>
+        <w:t xml:space="preserve"> (needs `VIDEO_ENABLED` + `GEMINI_API_KEY`); fresh per participant; ~3 Veo clips/participant (1-5 min each, real cost). `docs/day_in_life_video.md`. </w:t>
+      </w:r>
+      <w:r>
+        <w:rPr>
+          <w:b/>
+        </w:rPr>
+        <w:t>[FLAG: a new pre-chat stimulus between phases — Gleb's own doc notes this is a protocol change that could confound the manipulation; keep OFF until the team and ethics agree.]</w:t>
+      </w:r>
+      <w:r>
+        <w:t xml:space="preserve"> (commits `5cb3b6c`, `5009ad0`, `29c6164`)</w:t>
+      </w:r>
+    </w:p>
+    <w:p>
+      <w:pPr>
+        <w:pStyle w:val="ListBullet"/>
+      </w:pPr>
+      <w:r>
+        <w:t>Infra [ON MAIN]: Veo `durationSeconds` coerced to Number (Gemini rejected the string); `@google/genai` dependency added; `flow_test` stays green because the video step is off by default. (commits `5009ad0`, `5cb3b6c`)</w:t>
+      </w:r>
+    </w:p>
+    <w:p>
+      <w:pPr>
         <w:jc w:val="center"/>
       </w:pPr>
       <w:r>
-        <w:rPr>
-          <w:color w:val="8C8C88"/>
-          <w:sz w:val="17"/>
-        </w:rPr>
-        <w:t>Living record · changes since Build Plan v5.1 · markdown source: BUILD_PLAN_CHANGE_RECORD.md · repo Lumingze13/BachelorThesis (Kaehl)</w:t>
+        <w:t>Living record · changes since Build Plan v5.1 · markdown source: BUILD_PLAN_CHANGE_RECORD.md · repo 14861550/thesis (main)</w:t>
       </w:r>
     </w:p>
     <w:sectPr>
